--- a/EarlyAndLatterRain.docx
+++ b/EarlyAndLatterRain.docx
@@ -1167,6 +1167,45 @@
           <w:sz w:val="23"/>
         </w:rPr>
         <w:t xml:space="preserve"> As I understand it, that places the start of the latter rain at the sealing itself, during the pause, with the 144,000 the first to receive it in full. It follows the same order as Pentecost: wait, be filled, then preach. The servants are filled while the winds are held, and the power of their witness is shown openly once the winds are released.</w:t>
+      </w:r>
+    </w:p>
+    <w:p>
+      <w:pPr>
+        <w:spacing w:after="200" w:line="300" w:lineRule="auto"/>
+        <w:jc w:val="both"/>
+      </w:pPr>
+      <w:r>
+        <w:rPr>
+          <w:rFonts w:ascii="Garamond" w:hAnsi="Garamond" w:cs="Garamond" w:eastAsia="Garamond"/>
+          <w:b w:val="1"/>
+          <w:i w:val="0"/>
+          <w:sz w:val="23"/>
+        </w:rPr>
+        <w:t xml:space="preserve">The Spirit between the rains.</w:t>
+      </w:r>
+      <w:r>
+        <w:rPr>
+          <w:rFonts w:ascii="Garamond" w:hAnsi="Garamond" w:cs="Garamond" w:eastAsia="Garamond"/>
+          <w:b w:val="0"/>
+          <w:i w:val="0"/>
+          <w:sz w:val="23"/>
+        </w:rPr>
+        <w:t xml:space="preserve"> The latter rain is not the first time believers receive the Holy Spirit, and no believer has to wait for it to be sealed, guided or kept. Since Pentecost the promise has been for everyone God calls: “For the promise is unto you, and to your children, and to all that are afar off, even as many as the Lord our God shall call” (Acts 2:39). Jesus promised the Comforter would stay: “And I will pray the Father, and he shall give you another Comforter, that he may abide with you for ever” (John 14:16). Every believer has Him: “Now if any man have not the Spirit of Christ, he is none of his” (Romans 8:9). Every believer is sealed by Him “unto the day of redemption” (Ephesians 4:30). And the same people can be filled again and again, as they were after Pentecost: “they were all filled with the Holy Ghost, and they spake the word of God with boldness” (Acts 4:31); “be filled with the Spirit” (Ephesians 5:18). The early rain still waters the church today. The latter rain is the same Spirit poured out again in full measure for the final harvest, not a first gift withheld until the end.</w:t>
+      </w:r>
+    </w:p>
+    <w:p>
+      <w:pPr>
+        <w:spacing w:after="200" w:line="300" w:lineRule="auto"/>
+        <w:jc w:val="both"/>
+      </w:pPr>
+      <w:r>
+        <w:rPr>
+          <w:rFonts w:ascii="Garamond" w:hAnsi="Garamond" w:cs="Garamond" w:eastAsia="Garamond"/>
+          <w:b w:val="0"/>
+          <w:i w:val="0"/>
+          <w:sz w:val="23"/>
+        </w:rPr>
+        <w:t xml:space="preserve">That protection reaches every sealed believer in the great tribulation too. When the locusts come up from the pit, they may hurt “only those men which have not the seal of God in their foreheads” (Revelation 9:4), and that seal is the one every believer receives: “ye were sealed with that holy Spirit of promise” (Ephesians 1:13).</w:t>
       </w:r>
     </w:p>
     <w:p>

--- a/EarlyAndLatterRain.docx
+++ b/EarlyAndLatterRain.docx
@@ -2353,7 +2353,97 @@
           <w:i w:val="0"/>
           <w:sz w:val="23"/>
         </w:rPr>
-        <w:t xml:space="preserve">1. The latter rain falls, and the sealed servants preach the Word. 2. The three angels warn the world (Revelation 14:6-11). 3. The angel of glory lights the earth, and the last call goes out: “Come out of her, my people” (Revelation 18:1-4). 4. The door shuts, and mercy closes at the end of the 1,260 days (Revelation 22:11; Genesis 7:16). 5. The seven bowls are poured out (Revelation 15:1, 8; 16:1). 6. Babylon falls at the seventh bowl (Revelation 16:19; 18:5-24). 7. Heaven rejoices, the bride is ready, and Christ rides out (Revelation 19).</w:t>
+        <w:t xml:space="preserve">1. The latter rain falls, and the sealed servants preach the Word.</w:t>
+      </w:r>
+    </w:p>
+    <w:p>
+      <w:pPr>
+        <w:spacing w:after="200" w:line="300" w:lineRule="auto"/>
+        <w:jc w:val="both"/>
+      </w:pPr>
+      <w:r>
+        <w:rPr>
+          <w:rFonts w:ascii="Garamond" w:hAnsi="Garamond" w:cs="Garamond" w:eastAsia="Garamond"/>
+          <w:b w:val="0"/>
+          <w:i w:val="0"/>
+          <w:sz w:val="23"/>
+        </w:rPr>
+        <w:t xml:space="preserve">2. The three angels warn the world (Revelation 14:6-11).</w:t>
+      </w:r>
+    </w:p>
+    <w:p>
+      <w:pPr>
+        <w:spacing w:after="200" w:line="300" w:lineRule="auto"/>
+        <w:jc w:val="both"/>
+      </w:pPr>
+      <w:r>
+        <w:rPr>
+          <w:rFonts w:ascii="Garamond" w:hAnsi="Garamond" w:cs="Garamond" w:eastAsia="Garamond"/>
+          <w:b w:val="0"/>
+          <w:i w:val="0"/>
+          <w:sz w:val="23"/>
+        </w:rPr>
+        <w:t xml:space="preserve">3. The angel of glory lights the earth, and the last call goes out: “Come out of her, my people” (Revelation 18:1-4).</w:t>
+      </w:r>
+    </w:p>
+    <w:p>
+      <w:pPr>
+        <w:spacing w:after="200" w:line="300" w:lineRule="auto"/>
+        <w:jc w:val="both"/>
+      </w:pPr>
+      <w:r>
+        <w:rPr>
+          <w:rFonts w:ascii="Garamond" w:hAnsi="Garamond" w:cs="Garamond" w:eastAsia="Garamond"/>
+          <w:b w:val="0"/>
+          <w:i w:val="0"/>
+          <w:sz w:val="23"/>
+        </w:rPr>
+        <w:t xml:space="preserve">4. The door shuts, and mercy closes at the end of the 1,260 days (Revelation 22:11; Genesis 7:16).</w:t>
+      </w:r>
+    </w:p>
+    <w:p>
+      <w:pPr>
+        <w:spacing w:after="200" w:line="300" w:lineRule="auto"/>
+        <w:jc w:val="both"/>
+      </w:pPr>
+      <w:r>
+        <w:rPr>
+          <w:rFonts w:ascii="Garamond" w:hAnsi="Garamond" w:cs="Garamond" w:eastAsia="Garamond"/>
+          <w:b w:val="0"/>
+          <w:i w:val="0"/>
+          <w:sz w:val="23"/>
+        </w:rPr>
+        <w:t xml:space="preserve">5. The seven bowls are poured out (Revelation 15:1, 8; 16:1).</w:t>
+      </w:r>
+    </w:p>
+    <w:p>
+      <w:pPr>
+        <w:spacing w:after="200" w:line="300" w:lineRule="auto"/>
+        <w:jc w:val="both"/>
+      </w:pPr>
+      <w:r>
+        <w:rPr>
+          <w:rFonts w:ascii="Garamond" w:hAnsi="Garamond" w:cs="Garamond" w:eastAsia="Garamond"/>
+          <w:b w:val="0"/>
+          <w:i w:val="0"/>
+          <w:sz w:val="23"/>
+        </w:rPr>
+        <w:t xml:space="preserve">6. Babylon falls at the seventh bowl (Revelation 16:19; 18:5-24).</w:t>
+      </w:r>
+    </w:p>
+    <w:p>
+      <w:pPr>
+        <w:spacing w:after="200" w:line="300" w:lineRule="auto"/>
+        <w:jc w:val="both"/>
+      </w:pPr>
+      <w:r>
+        <w:rPr>
+          <w:rFonts w:ascii="Garamond" w:hAnsi="Garamond" w:cs="Garamond" w:eastAsia="Garamond"/>
+          <w:b w:val="0"/>
+          <w:i w:val="0"/>
+          <w:sz w:val="23"/>
+        </w:rPr>
+        <w:t xml:space="preserve">7. Heaven rejoices, the bride is ready, and Christ rides out (Revelation 19).</w:t>
       </w:r>
     </w:p>
     <w:p>
@@ -3151,7 +3241,22 @@
           <w:i w:val="0"/>
           <w:sz w:val="23"/>
         </w:rPr>
-        <w:t xml:space="preserve"> (Deuteronomy 11:14; Jeremiah 5:24). 2. </w:t>
+        <w:t xml:space="preserve"> (Deuteronomy 11:14; Jeremiah 5:24).</w:t>
+      </w:r>
+    </w:p>
+    <w:p>
+      <w:pPr>
+        <w:spacing w:after="200" w:line="300" w:lineRule="auto"/>
+        <w:jc w:val="both"/>
+      </w:pPr>
+      <w:r>
+        <w:rPr>
+          <w:rFonts w:ascii="Garamond" w:hAnsi="Garamond" w:cs="Garamond" w:eastAsia="Garamond"/>
+          <w:b w:val="0"/>
+          <w:i w:val="0"/>
+          <w:sz w:val="23"/>
+        </w:rPr>
+        <w:t xml:space="preserve">2. </w:t>
       </w:r>
       <w:r>
         <w:rPr>
@@ -3169,7 +3274,22 @@
           <w:i w:val="0"/>
           <w:sz w:val="23"/>
         </w:rPr>
-        <w:t xml:space="preserve"> (Hosea 6:3; Joel 2:23, 28-29). 3. </w:t>
+        <w:t xml:space="preserve"> (Hosea 6:3; Joel 2:23, 28-29).</w:t>
+      </w:r>
+    </w:p>
+    <w:p>
+      <w:pPr>
+        <w:spacing w:after="200" w:line="300" w:lineRule="auto"/>
+        <w:jc w:val="both"/>
+      </w:pPr>
+      <w:r>
+        <w:rPr>
+          <w:rFonts w:ascii="Garamond" w:hAnsi="Garamond" w:cs="Garamond" w:eastAsia="Garamond"/>
+          <w:b w:val="0"/>
+          <w:i w:val="0"/>
+          <w:sz w:val="23"/>
+        </w:rPr>
+        <w:t xml:space="preserve">3. </w:t>
       </w:r>
       <w:r>
         <w:rPr>
@@ -3187,7 +3307,22 @@
           <w:i w:val="0"/>
           <w:sz w:val="23"/>
         </w:rPr>
-        <w:t xml:space="preserve"> The disciples waited, were filled and preached, and the gospel was sown across the world (Acts 1-10). 4. </w:t>
+        <w:t xml:space="preserve"> The disciples waited, were filled and preached, and the gospel was sown across the world (Acts 1-10).</w:t>
+      </w:r>
+    </w:p>
+    <w:p>
+      <w:pPr>
+        <w:spacing w:after="200" w:line="300" w:lineRule="auto"/>
+        <w:jc w:val="both"/>
+      </w:pPr>
+      <w:r>
+        <w:rPr>
+          <w:rFonts w:ascii="Garamond" w:hAnsi="Garamond" w:cs="Garamond" w:eastAsia="Garamond"/>
+          <w:b w:val="0"/>
+          <w:i w:val="0"/>
+          <w:sz w:val="23"/>
+        </w:rPr>
+        <w:t xml:space="preserve">4. </w:t>
       </w:r>
       <w:r>
         <w:rPr>
@@ -3205,7 +3340,22 @@
           <w:i w:val="0"/>
           <w:sz w:val="23"/>
         </w:rPr>
-        <w:t xml:space="preserve">, leaving a second outpouring still to come (Acts 2:19-21). 5. </w:t>
+        <w:t xml:space="preserve">, leaving a second outpouring still to come (Acts 2:19-21).</w:t>
+      </w:r>
+    </w:p>
+    <w:p>
+      <w:pPr>
+        <w:spacing w:after="200" w:line="300" w:lineRule="auto"/>
+        <w:jc w:val="both"/>
+      </w:pPr>
+      <w:r>
+        <w:rPr>
+          <w:rFonts w:ascii="Garamond" w:hAnsi="Garamond" w:cs="Garamond" w:eastAsia="Garamond"/>
+          <w:b w:val="0"/>
+          <w:i w:val="0"/>
+          <w:sz w:val="23"/>
+        </w:rPr>
+        <w:t xml:space="preserve">5. </w:t>
       </w:r>
       <w:r>
         <w:rPr>
@@ -3234,6 +3384,12 @@
         </w:rPr>
         <w:t xml:space="preserve">(My study.)</w:t>
       </w:r>
+    </w:p>
+    <w:p>
+      <w:pPr>
+        <w:spacing w:after="200" w:line="300" w:lineRule="auto"/>
+        <w:jc w:val="both"/>
+      </w:pPr>
       <w:r>
         <w:rPr>
           <w:rFonts w:ascii="Garamond" w:hAnsi="Garamond" w:cs="Garamond" w:eastAsia="Garamond"/>
@@ -3241,7 +3397,7 @@
           <w:i w:val="0"/>
           <w:sz w:val="23"/>
         </w:rPr>
-        <w:t xml:space="preserve"> 6. </w:t>
+        <w:t xml:space="preserve">6. </w:t>
       </w:r>
       <w:r>
         <w:rPr>
@@ -3270,6 +3426,12 @@
         </w:rPr>
         <w:t xml:space="preserve">(This research’s reading.)</w:t>
       </w:r>
+    </w:p>
+    <w:p>
+      <w:pPr>
+        <w:spacing w:after="200" w:line="300" w:lineRule="auto"/>
+        <w:jc w:val="both"/>
+      </w:pPr>
       <w:r>
         <w:rPr>
           <w:rFonts w:ascii="Garamond" w:hAnsi="Garamond" w:cs="Garamond" w:eastAsia="Garamond"/>
@@ -3277,7 +3439,7 @@
           <w:i w:val="0"/>
           <w:sz w:val="23"/>
         </w:rPr>
-        <w:t xml:space="preserve"> 7. </w:t>
+        <w:t xml:space="preserve">7. </w:t>
       </w:r>
       <w:r>
         <w:rPr>
@@ -3295,7 +3457,22 @@
           <w:i w:val="0"/>
           <w:sz w:val="23"/>
         </w:rPr>
-        <w:t xml:space="preserve"> The latter rain keeps falling as the early rain did in Acts, and many nonbelievers become believers, because God is “not willing that any should perish” (2 Peter 3:9). The Word goes to every nation, and the world faces a clear call to respond before mercy closes (Revelation 7:9, 14; Revelation 14:6-7). 8. </w:t>
+        <w:t xml:space="preserve"> The latter rain keeps falling as the early rain did in Acts, and many nonbelievers become believers, because God is “not willing that any should perish” (2 Peter 3:9). The Word goes to every nation, and the world faces a clear call to respond before mercy closes (Revelation 7:9, 14; Revelation 14:6-7).</w:t>
+      </w:r>
+    </w:p>
+    <w:p>
+      <w:pPr>
+        <w:spacing w:after="200" w:line="300" w:lineRule="auto"/>
+        <w:jc w:val="both"/>
+      </w:pPr>
+      <w:r>
+        <w:rPr>
+          <w:rFonts w:ascii="Garamond" w:hAnsi="Garamond" w:cs="Garamond" w:eastAsia="Garamond"/>
+          <w:b w:val="0"/>
+          <w:i w:val="0"/>
+          <w:sz w:val="23"/>
+        </w:rPr>
+        <w:t xml:space="preserve">8. </w:t>
       </w:r>
       <w:r>
         <w:rPr>
@@ -3324,6 +3501,12 @@
         </w:rPr>
         <w:t xml:space="preserve">(This research’s reading.)</w:t>
       </w:r>
+    </w:p>
+    <w:p>
+      <w:pPr>
+        <w:spacing w:after="200" w:line="300" w:lineRule="auto"/>
+        <w:jc w:val="both"/>
+      </w:pPr>
       <w:r>
         <w:rPr>
           <w:rFonts w:ascii="Garamond" w:hAnsi="Garamond" w:cs="Garamond" w:eastAsia="Garamond"/>
@@ -3331,7 +3514,7 @@
           <w:i w:val="0"/>
           <w:sz w:val="23"/>
         </w:rPr>
-        <w:t xml:space="preserve"> 9. </w:t>
+        <w:t xml:space="preserve">9. </w:t>
       </w:r>
       <w:r>
         <w:rPr>
@@ -3349,7 +3532,22 @@
           <w:i w:val="0"/>
           <w:sz w:val="23"/>
         </w:rPr>
-        <w:t xml:space="preserve"> “Come out of her, my people” (Revelation 18:4); then “the LORD shut him in” (Genesis 7:16), and mercy closes (Revelation 22:11). 10. </w:t>
+        <w:t xml:space="preserve"> “Come out of her, my people” (Revelation 18:4); then “the LORD shut him in” (Genesis 7:16), and mercy closes (Revelation 22:11).</w:t>
+      </w:r>
+    </w:p>
+    <w:p>
+      <w:pPr>
+        <w:spacing w:after="200" w:line="300" w:lineRule="auto"/>
+        <w:jc w:val="both"/>
+      </w:pPr>
+      <w:r>
+        <w:rPr>
+          <w:rFonts w:ascii="Garamond" w:hAnsi="Garamond" w:cs="Garamond" w:eastAsia="Garamond"/>
+          <w:b w:val="0"/>
+          <w:i w:val="0"/>
+          <w:sz w:val="23"/>
+        </w:rPr>
+        <w:t xml:space="preserve">10. </w:t>
       </w:r>
       <w:r>
         <w:rPr>
@@ -3378,6 +3576,12 @@
         </w:rPr>
         <w:t xml:space="preserve">(This research’s reading.)</w:t>
       </w:r>
+    </w:p>
+    <w:p>
+      <w:pPr>
+        <w:spacing w:after="200" w:line="300" w:lineRule="auto"/>
+        <w:jc w:val="both"/>
+      </w:pPr>
       <w:r>
         <w:rPr>
           <w:rFonts w:ascii="Garamond" w:hAnsi="Garamond" w:cs="Garamond" w:eastAsia="Garamond"/>
@@ -3385,7 +3589,7 @@
           <w:i w:val="0"/>
           <w:sz w:val="23"/>
         </w:rPr>
-        <w:t xml:space="preserve"> 11. </w:t>
+        <w:t xml:space="preserve">11. </w:t>
       </w:r>
       <w:r>
         <w:rPr>
